--- a/Swiggy_Funnel_Analysis_Report.docx
+++ b/Swiggy_Funnel_Analysis_Report.docx
@@ -175,16 +175,7 @@
                                 <w:sz w:val="36"/>
                                 <w:szCs w:val="36"/>
                               </w:rPr>
-                              <w:t>Semester-I</w:t>
-                            </w:r>
-                            <w:r>
-                              <w:rPr>
-                                <w:rFonts w:ascii="Times New Roman" w:hAnsi="Times New Roman" w:cs="Times New Roman"/>
-                                <w:color w:val="000000" w:themeColor="text1"/>
-                                <w:sz w:val="36"/>
-                                <w:szCs w:val="36"/>
-                              </w:rPr>
-                              <w:t>V</w:t>
+                              <w:t>Semester-</w:t>
                             </w:r>
                           </w:p>
                         </w:txbxContent>
@@ -313,16 +304,7 @@
                           <w:sz w:val="36"/>
                           <w:szCs w:val="36"/>
                         </w:rPr>
-                        <w:t>Semester-I</w:t>
-                      </w:r>
-                      <w:r>
-                        <w:rPr>
-                          <w:rFonts w:ascii="Times New Roman" w:hAnsi="Times New Roman" w:cs="Times New Roman"/>
-                          <w:color w:val="000000" w:themeColor="text1"/>
-                          <w:sz w:val="36"/>
-                          <w:szCs w:val="36"/>
-                        </w:rPr>
-                        <w:t>V</w:t>
+                        <w:t>Semester-</w:t>
                       </w:r>
                     </w:p>
                   </w:txbxContent>
@@ -2393,7 +2375,7 @@
           <w:noProof/>
         </w:rPr>
         <w:drawing>
-          <wp:anchor distT="0" distB="0" distL="114300" distR="114300" simplePos="0" relativeHeight="251672576" behindDoc="0" locked="0" layoutInCell="1" allowOverlap="1" wp14:anchorId="066152C7" wp14:editId="60E3A725">
+          <wp:anchor distT="0" distB="0" distL="114300" distR="114300" simplePos="0" relativeHeight="251672576" behindDoc="0" locked="0" layoutInCell="1" allowOverlap="1" wp14:anchorId="066152C7" wp14:editId="581A89E9">
             <wp:simplePos x="0" y="0"/>
             <wp:positionH relativeFrom="column">
               <wp:posOffset>0</wp:posOffset>
@@ -2711,7 +2693,7 @@
           <w:noProof/>
         </w:rPr>
         <w:drawing>
-          <wp:anchor distT="0" distB="0" distL="114300" distR="114300" simplePos="0" relativeHeight="251678720" behindDoc="0" locked="0" layoutInCell="1" allowOverlap="1" wp14:anchorId="10608A97" wp14:editId="41E748E1">
+          <wp:anchor distT="0" distB="0" distL="114300" distR="114300" simplePos="0" relativeHeight="251678720" behindDoc="0" locked="0" layoutInCell="1" allowOverlap="1" wp14:anchorId="10608A97" wp14:editId="54BC5520">
             <wp:simplePos x="0" y="0"/>
             <wp:positionH relativeFrom="margin">
               <wp:align>left</wp:align>
